--- a/14 06 2025 Rahimov/Ma'lumot RAXIMOV M. M.docx
+++ b/14 06 2025 Rahimov/Ma'lumot RAXIMOV M. M.docx
@@ -1,6 +1,6 @@
 
 <file path=word/document.xml><?xml version="1.0" encoding="utf-8"?>
-<w:document xmlns:wpc="http://schemas.microsoft.com/office/word/2010/wordprocessingCanvas" xmlns:cx="http://schemas.microsoft.com/office/drawing/2014/chartex" xmlns:cx1="http://schemas.microsoft.com/office/drawing/2015/9/8/chartex" xmlns:cx2="http://schemas.microsoft.com/office/drawing/2015/10/21/chartex" xmlns:cx3="http://schemas.microsoft.com/office/drawing/2016/5/9/chartex" xmlns:cx4="http://schemas.microsoft.com/office/drawing/2016/5/10/chartex" xmlns:cx5="http://schemas.microsoft.com/office/drawing/2016/5/11/chartex" xmlns:cx6="http://schemas.microsoft.com/office/drawing/2016/5/12/chartex" xmlns:cx7="http://schemas.microsoft.com/office/drawing/2016/5/13/chartex" xmlns:cx8="http://schemas.microsoft.com/office/drawing/2016/5/14/chartex" xmlns:mc="http://schemas.openxmlformats.org/markup-compatibility/2006" xmlns:aink="http://schemas.microsoft.com/office/drawing/2016/ink" xmlns:am3d="http://schemas.microsoft.com/office/drawing/2017/model3d" xmlns:o="urn:schemas-microsoft-com:office:office" xmlns:r="http://schemas.openxmlformats.org/officeDocument/2006/relationships" xmlns:m="http://schemas.openxmlformats.org/officeDocument/2006/math" xmlns:v="urn:schemas-microsoft-com:vml" xmlns:wp14="http://schemas.microsoft.com/office/word/2010/wordprocessingDrawing" xmlns:wp="http://schemas.openxmlformats.org/drawingml/2006/wordprocessingDrawing" xmlns:w10="urn:schemas-microsoft-com:office:word" xmlns:w="http://schemas.openxmlformats.org/wordprocessingml/2006/main" xmlns:w14="http://schemas.microsoft.com/office/word/2010/wordml" xmlns:w15="http://schemas.microsoft.com/office/word/2012/wordml" xmlns:w16cex="http://schemas.microsoft.com/office/word/2018/wordml/cex" xmlns:w16cid="http://schemas.microsoft.com/office/word/2016/wordml/cid" xmlns:w16="http://schemas.microsoft.com/office/word/2018/wordml" xmlns:w16sdtdh="http://schemas.microsoft.com/office/word/2020/wordml/sdtdatahash" xmlns:w16se="http://schemas.microsoft.com/office/word/2015/wordml/symex" xmlns:wpg="http://schemas.microsoft.com/office/word/2010/wordprocessingGroup" xmlns:wpi="http://schemas.microsoft.com/office/word/2010/wordprocessingInk" xmlns:wne="http://schemas.microsoft.com/office/word/2006/wordml" xmlns:wps="http://schemas.microsoft.com/office/word/2010/wordprocessingShape" mc:Ignorable="w14 w15 w16se w16cid w16 w16cex w16sdtdh wp14">
+<w:document xmlns:wpc="http://schemas.microsoft.com/office/word/2010/wordprocessingCanvas" xmlns:cx="http://schemas.microsoft.com/office/drawing/2014/chartex" xmlns:mc="http://schemas.openxmlformats.org/markup-compatibility/2006" xmlns:o="urn:schemas-microsoft-com:office:office" xmlns:r="http://schemas.openxmlformats.org/officeDocument/2006/relationships" xmlns:m="http://schemas.openxmlformats.org/officeDocument/2006/math" xmlns:v="urn:schemas-microsoft-com:vml" xmlns:wp14="http://schemas.microsoft.com/office/word/2010/wordprocessingDrawing" xmlns:wp="http://schemas.openxmlformats.org/drawingml/2006/wordprocessingDrawing" xmlns:w10="urn:schemas-microsoft-com:office:word" xmlns:w="http://schemas.openxmlformats.org/wordprocessingml/2006/main" xmlns:w14="http://schemas.microsoft.com/office/word/2010/wordml" xmlns:w15="http://schemas.microsoft.com/office/word/2012/wordml" xmlns:w16se="http://schemas.microsoft.com/office/word/2015/wordml/symex" xmlns:wpg="http://schemas.microsoft.com/office/word/2010/wordprocessingGroup" xmlns:wpi="http://schemas.microsoft.com/office/word/2010/wordprocessingInk" xmlns:wne="http://schemas.microsoft.com/office/word/2006/wordml" xmlns:wps="http://schemas.microsoft.com/office/word/2010/wordprocessingShape" mc:Ignorable="w14 w15 w16se wp14">
   <w:body>
     <w:p>
       <w:pPr>
@@ -146,10 +146,10 @@
         </w:rPr>
         <w:t xml:space="preserve"> </w:t>
       </w:r>
-      <w:r>
-        <w:rPr>
-          <w:rFonts w:ascii="Times New Roman" w:hAnsi="Times New Roman"/>
-          <w:b/>
+      <w:bookmarkStart w:id="0" w:name="_GoBack"/>
+      <w:r>
+        <w:rPr>
+          <w:rFonts w:ascii="Times New Roman" w:hAnsi="Times New Roman"/>
           <w:bCs/>
           <w:sz w:val="28"/>
           <w:szCs w:val="28"/>
@@ -166,6 +166,7 @@
         </w:rPr>
         <w:t xml:space="preserve"> </w:t>
       </w:r>
+      <w:bookmarkEnd w:id="0"/>
       <w:r>
         <w:rPr>
           <w:rFonts w:ascii="Times New Roman" w:hAnsi="Times New Roman"/>
@@ -1101,6 +1102,7 @@
         </w:rPr>
         <w:t>2021- 2023 yillarda I</w:t>
       </w:r>
+      <w:proofErr w:type="spellStart"/>
       <w:r>
         <w:rPr>
           <w:rFonts w:ascii="Times New Roman" w:hAnsi="Times New Roman"/>
@@ -1108,7 +1110,17 @@
           <w:szCs w:val="28"/>
           <w:lang w:val="en-US"/>
         </w:rPr>
-        <w:t xml:space="preserve">slom </w:t>
+        <w:t>slom</w:t>
+      </w:r>
+      <w:proofErr w:type="spellEnd"/>
+      <w:r>
+        <w:rPr>
+          <w:rFonts w:ascii="Times New Roman" w:hAnsi="Times New Roman"/>
+          <w:sz w:val="28"/>
+          <w:szCs w:val="28"/>
+          <w:lang w:val="en-US"/>
+        </w:rPr>
+        <w:t xml:space="preserve"> </w:t>
       </w:r>
       <w:r>
         <w:rPr>
@@ -3349,6 +3361,7 @@
           <w:lang w:val="en-US"/>
         </w:rPr>
       </w:pPr>
+      <w:proofErr w:type="spellStart"/>
       <w:r>
         <w:rPr>
           <w:rFonts w:ascii="Times New Roman" w:hAnsi="Times New Roman"/>
@@ -3358,6 +3371,7 @@
         </w:rPr>
         <w:t>Mutaxassislik</w:t>
       </w:r>
+      <w:proofErr w:type="spellEnd"/>
       <w:r>
         <w:rPr>
           <w:rFonts w:ascii="Times New Roman" w:hAnsi="Times New Roman"/>
@@ -3367,6 +3381,7 @@
         </w:rPr>
         <w:t xml:space="preserve"> </w:t>
       </w:r>
+      <w:proofErr w:type="spellStart"/>
       <w:r>
         <w:rPr>
           <w:rFonts w:ascii="Times New Roman" w:hAnsi="Times New Roman"/>
@@ -3376,6 +3391,7 @@
         </w:rPr>
         <w:t>fanidan</w:t>
       </w:r>
+      <w:proofErr w:type="spellEnd"/>
       <w:r>
         <w:rPr>
           <w:rFonts w:ascii="Times New Roman" w:hAnsi="Times New Roman"/>
@@ -3403,7 +3419,6 @@
         </w:rPr>
         <w:t xml:space="preserve"> </w:t>
       </w:r>
-      <w:proofErr w:type="gramStart"/>
       <w:r>
         <w:rPr>
           <w:rFonts w:ascii="Times New Roman" w:hAnsi="Times New Roman"/>
@@ -3413,7 +3428,6 @@
         </w:rPr>
         <w:t>ball</w:t>
       </w:r>
-      <w:proofErr w:type="gramEnd"/>
       <w:r>
         <w:rPr>
           <w:rFonts w:ascii="Times New Roman" w:hAnsi="Times New Roman"/>
@@ -3437,6 +3451,7 @@
           <w:lang w:val="uz-Cyrl-UZ"/>
         </w:rPr>
       </w:pPr>
+      <w:proofErr w:type="spellStart"/>
       <w:r>
         <w:rPr>
           <w:rFonts w:ascii="Times New Roman" w:hAnsi="Times New Roman"/>
@@ -3446,6 +3461,7 @@
         </w:rPr>
         <w:t>Pedagogika</w:t>
       </w:r>
+      <w:proofErr w:type="spellEnd"/>
       <w:r>
         <w:rPr>
           <w:rFonts w:ascii="Times New Roman" w:hAnsi="Times New Roman"/>
@@ -3455,6 +3471,7 @@
         </w:rPr>
         <w:t xml:space="preserve"> </w:t>
       </w:r>
+      <w:proofErr w:type="spellStart"/>
       <w:r>
         <w:rPr>
           <w:rFonts w:ascii="Times New Roman" w:hAnsi="Times New Roman"/>
@@ -3464,6 +3481,7 @@
         </w:rPr>
         <w:t>nazariyasi</w:t>
       </w:r>
+      <w:proofErr w:type="spellEnd"/>
       <w:r>
         <w:rPr>
           <w:rFonts w:ascii="Times New Roman" w:hAnsi="Times New Roman"/>
@@ -3473,6 +3491,7 @@
         </w:rPr>
         <w:t xml:space="preserve">. </w:t>
       </w:r>
+      <w:proofErr w:type="spellStart"/>
       <w:r>
         <w:rPr>
           <w:rFonts w:ascii="Times New Roman" w:hAnsi="Times New Roman"/>
@@ -3482,6 +3501,7 @@
         </w:rPr>
         <w:t>Pedagogik</w:t>
       </w:r>
+      <w:proofErr w:type="spellEnd"/>
       <w:r>
         <w:rPr>
           <w:rFonts w:ascii="Times New Roman" w:hAnsi="Times New Roman"/>
@@ -3491,6 +3511,7 @@
         </w:rPr>
         <w:t xml:space="preserve"> </w:t>
       </w:r>
+      <w:proofErr w:type="spellStart"/>
       <w:r>
         <w:rPr>
           <w:rFonts w:ascii="Times New Roman" w:hAnsi="Times New Roman"/>
@@ -3500,6 +3521,7 @@
         </w:rPr>
         <w:t>ta’limotlar</w:t>
       </w:r>
+      <w:proofErr w:type="spellEnd"/>
       <w:r>
         <w:rPr>
           <w:rFonts w:ascii="Times New Roman" w:hAnsi="Times New Roman"/>
@@ -3509,6 +3531,7 @@
         </w:rPr>
         <w:t xml:space="preserve"> </w:t>
       </w:r>
+      <w:proofErr w:type="spellStart"/>
       <w:r>
         <w:rPr>
           <w:rFonts w:ascii="Times New Roman" w:hAnsi="Times New Roman"/>
@@ -3518,6 +3541,7 @@
         </w:rPr>
         <w:t>tarixi</w:t>
       </w:r>
+      <w:proofErr w:type="spellEnd"/>
       <w:r>
         <w:rPr>
           <w:rFonts w:ascii="Times New Roman" w:hAnsi="Times New Roman"/>
@@ -3572,7 +3596,6 @@
         </w:rPr>
         <w:t xml:space="preserve"> </w:t>
       </w:r>
-      <w:proofErr w:type="gramStart"/>
       <w:r>
         <w:rPr>
           <w:rFonts w:ascii="Times New Roman" w:hAnsi="Times New Roman"/>
@@ -3582,7 +3605,6 @@
         </w:rPr>
         <w:t>ball</w:t>
       </w:r>
-      <w:proofErr w:type="gramEnd"/>
       <w:r>
         <w:rPr>
           <w:rFonts w:ascii="Times New Roman" w:hAnsi="Times New Roman"/>
@@ -3919,25 +3941,25 @@
           <w:szCs w:val="28"/>
           <w:lang w:val="uz-Cyrl-UZ"/>
         </w:rPr>
+        <w:t>va</w:t>
+      </w:r>
+      <w:r>
+        <w:rPr>
+          <w:rFonts w:ascii="Times New Roman" w:hAnsi="Times New Roman"/>
+          <w:sz w:val="28"/>
+          <w:szCs w:val="28"/>
+          <w:lang w:val="uz-Cyrl-UZ"/>
+        </w:rPr>
+        <w:t xml:space="preserve"> </w:t>
+      </w:r>
+      <w:r>
+        <w:rPr>
+          <w:rFonts w:ascii="Times New Roman" w:hAnsi="Times New Roman"/>
+          <w:sz w:val="28"/>
+          <w:szCs w:val="28"/>
+          <w:lang w:val="uz-Cyrl-UZ"/>
+        </w:rPr>
         <w:lastRenderedPageBreak/>
-        <w:t>va</w:t>
-      </w:r>
-      <w:r>
-        <w:rPr>
-          <w:rFonts w:ascii="Times New Roman" w:hAnsi="Times New Roman"/>
-          <w:sz w:val="28"/>
-          <w:szCs w:val="28"/>
-          <w:lang w:val="uz-Cyrl-UZ"/>
-        </w:rPr>
-        <w:t xml:space="preserve"> </w:t>
-      </w:r>
-      <w:r>
-        <w:rPr>
-          <w:rFonts w:ascii="Times New Roman" w:hAnsi="Times New Roman"/>
-          <w:sz w:val="28"/>
-          <w:szCs w:val="28"/>
-          <w:lang w:val="uz-Cyrl-UZ"/>
-        </w:rPr>
         <w:t>qoidalariga</w:t>
       </w:r>
       <w:r>
@@ -4539,7 +4561,7 @@
 </file>
 
 <file path=word/styles.xml><?xml version="1.0" encoding="utf-8"?>
-<w:styles xmlns:mc="http://schemas.openxmlformats.org/markup-compatibility/2006" xmlns:r="http://schemas.openxmlformats.org/officeDocument/2006/relationships" xmlns:w="http://schemas.openxmlformats.org/wordprocessingml/2006/main" xmlns:w14="http://schemas.microsoft.com/office/word/2010/wordml" xmlns:w15="http://schemas.microsoft.com/office/word/2012/wordml" xmlns:w16cex="http://schemas.microsoft.com/office/word/2018/wordml/cex" xmlns:w16cid="http://schemas.microsoft.com/office/word/2016/wordml/cid" xmlns:w16="http://schemas.microsoft.com/office/word/2018/wordml" xmlns:w16sdtdh="http://schemas.microsoft.com/office/word/2020/wordml/sdtdatahash" xmlns:w16se="http://schemas.microsoft.com/office/word/2015/wordml/symex" mc:Ignorable="w14 w15 w16se w16cid w16 w16cex w16sdtdh">
+<w:styles xmlns:mc="http://schemas.openxmlformats.org/markup-compatibility/2006" xmlns:r="http://schemas.openxmlformats.org/officeDocument/2006/relationships" xmlns:w="http://schemas.openxmlformats.org/wordprocessingml/2006/main" xmlns:w14="http://schemas.microsoft.com/office/word/2010/wordml" xmlns:w15="http://schemas.microsoft.com/office/word/2012/wordml" xmlns:w16se="http://schemas.microsoft.com/office/word/2015/wordml/symex" mc:Ignorable="w14 w15 w16se">
   <w:docDefaults>
     <w:rPrDefault>
       <w:rPr>
@@ -4549,7 +4571,7 @@
     </w:rPrDefault>
     <w:pPrDefault/>
   </w:docDefaults>
-  <w:latentStyles w:defLockedState="0" w:defUIPriority="99" w:defSemiHidden="0" w:defUnhideWhenUsed="0" w:defQFormat="0" w:count="376">
+  <w:latentStyles w:defLockedState="0" w:defUIPriority="99" w:defSemiHidden="0" w:defUnhideWhenUsed="0" w:defQFormat="0" w:count="371">
     <w:lsdException w:name="Normal" w:uiPriority="0" w:qFormat="1"/>
     <w:lsdException w:name="heading 1" w:uiPriority="9" w:qFormat="1"/>
     <w:lsdException w:name="heading 2" w:semiHidden="1" w:uiPriority="9" w:unhideWhenUsed="1" w:qFormat="1"/>
@@ -4655,6 +4677,7 @@
     <w:lsdException w:name="HTML Sample" w:semiHidden="1" w:unhideWhenUsed="1"/>
     <w:lsdException w:name="HTML Typewriter" w:semiHidden="1" w:unhideWhenUsed="1"/>
     <w:lsdException w:name="HTML Variable" w:semiHidden="1" w:unhideWhenUsed="1"/>
+    <w:lsdException w:name="Normal Table" w:semiHidden="1" w:unhideWhenUsed="1"/>
     <w:lsdException w:name="annotation subject" w:semiHidden="1" w:unhideWhenUsed="1"/>
     <w:lsdException w:name="No List" w:semiHidden="1" w:unhideWhenUsed="1"/>
     <w:lsdException w:name="Outline List 1" w:semiHidden="1" w:unhideWhenUsed="1"/>
@@ -4697,8 +4720,11 @@
     <w:lsdException w:name="Table Contemporary" w:semiHidden="1" w:unhideWhenUsed="1"/>
     <w:lsdException w:name="Table Elegant" w:semiHidden="1" w:unhideWhenUsed="1"/>
     <w:lsdException w:name="Table Professional" w:semiHidden="1" w:unhideWhenUsed="1"/>
+    <w:lsdException w:name="Table Subtle 1" w:semiHidden="1" w:unhideWhenUsed="1"/>
     <w:lsdException w:name="Table Subtle 2" w:semiHidden="1" w:unhideWhenUsed="1"/>
     <w:lsdException w:name="Table Web 1" w:semiHidden="1" w:unhideWhenUsed="1"/>
+    <w:lsdException w:name="Table Web 2" w:semiHidden="1" w:unhideWhenUsed="1"/>
+    <w:lsdException w:name="Table Web 3" w:semiHidden="1" w:unhideWhenUsed="1"/>
     <w:lsdException w:name="Balloon Text" w:semiHidden="1" w:unhideWhenUsed="1"/>
     <w:lsdException w:name="Table Grid" w:uiPriority="39"/>
     <w:lsdException w:name="Table Theme" w:semiHidden="1" w:unhideWhenUsed="1"/>
@@ -4917,11 +4943,6 @@
     <w:lsdException w:name="List Table 5 Dark Accent 6" w:uiPriority="50"/>
     <w:lsdException w:name="List Table 6 Colorful Accent 6" w:uiPriority="51"/>
     <w:lsdException w:name="List Table 7 Colorful Accent 6" w:uiPriority="52"/>
-    <w:lsdException w:name="Mention" w:semiHidden="1" w:unhideWhenUsed="1"/>
-    <w:lsdException w:name="Smart Hyperlink" w:semiHidden="1" w:unhideWhenUsed="1"/>
-    <w:lsdException w:name="Hashtag" w:semiHidden="1" w:unhideWhenUsed="1"/>
-    <w:lsdException w:name="Unresolved Mention" w:semiHidden="1" w:unhideWhenUsed="1"/>
-    <w:lsdException w:name="Smart Link" w:semiHidden="1" w:unhideWhenUsed="1"/>
   </w:latentStyles>
   <w:style w:type="paragraph" w:default="1" w:styleId="a">
     <w:name w:val="Normal"/>
